--- a/PRODUCT_DESIGN_AND_FEATURES.docx
+++ b/PRODUCT_DESIGN_AND_FEATURES.docx
@@ -2077,7 +2077,7 @@
           <w:sz w:val="21"/>
           <w:szCs w:val="21"/>
         </w:rPr>
-        <w:t xml:space="preserve">Everything above is fully built and interactive in the current React frontend, running on realistic seed data (16 categories, 34 sample student communities, 10 official clubs, sample events, sample Locali-Tea posts) rather than a live backend yet. BACKEND_ARCHITECTURE_FIREBASE.docx covers exactly how each of these features maps onto real, persistent data — including the specific reason Locali-Tea's data model is shaped the way it is around Firestore's auto-expiry behavior — and FRONTEND_ARCHITECTURE.docx covers how the codebase itself is organized so that swap is contained and low-risk.</w:t>
+        <w:t xml:space="preserve">Everything above is fully built and interactive in the current React frontend, running on realistic seed data (16 categories, 36 sample student communities, 10 official clubs, sample events, sample Locali-Tea posts) rather than a live backend yet. BACKEND_ARCHITECTURE_FIREBASE.docx covers exactly how each of these features maps onto real, persistent data — including the specific reason Locali-Tea's data model is shaped the way it is around Firestore's auto-expiry behavior — and FRONTEND_ARCHITECTURE.docx covers how the codebase itself is organized so that swap is contained and low-risk.</w:t>
       </w:r>
     </w:p>
     <w:sectPr>
